--- a/docs/reference/Huskey_Pocket_Whitepaper_Rev4_EN.docx
+++ b/docs/reference/Huskey_Pocket_Whitepaper_Rev4_EN.docx
@@ -2015,7 +2015,7 @@
               <w:rPr>
                 <w:noProof/>
               </w:rPr>
-              <w:t>14</w:t>
+              <w:t>13</w:t>
             </w:r>
             <w:r>
               <w:rPr>
@@ -2181,17 +2181,7 @@
           <w:sz w:val="24"/>
           <w:szCs w:val="24"/>
         </w:rPr>
-        <w:t xml:space="preserve">Design </w:t>
-      </w:r>
-      <w:r>
-        <w:rPr>
-          <w:b/>
-          <w:bCs/>
-          <w:color w:val="1F6FEB"/>
-          <w:sz w:val="24"/>
-          <w:szCs w:val="24"/>
-        </w:rPr>
-        <w:t>philosophy</w:t>
+        <w:t>Design philosophy</w:t>
       </w:r>
     </w:p>
     <w:p>
@@ -2713,15 +2703,7 @@
                 <w:sz w:val="19"/>
                 <w:szCs w:val="19"/>
               </w:rPr>
-              <w:t xml:space="preserve">ESP32-S3, with hardware cryptographic acceleration through </w:t>
-            </w:r>
-            <w:r>
-              <w:rPr>
-                <w:color w:val="222831"/>
-                <w:sz w:val="19"/>
-                <w:szCs w:val="19"/>
-              </w:rPr>
-              <w:t>mbedTLS.</w:t>
+              <w:t>ESP32-S3, with hardware cryptographic acceleration through mbedTLS.</w:t>
             </w:r>
           </w:p>
         </w:tc>
@@ -2981,15 +2963,7 @@
                 <w:sz w:val="19"/>
                 <w:szCs w:val="19"/>
               </w:rPr>
-              <w:t xml:space="preserve">ST7789 240 × 320 with CST328 touch controller on an </w:t>
-            </w:r>
-            <w:r>
-              <w:rPr>
-                <w:color w:val="222831"/>
-                <w:sz w:val="19"/>
-                <w:szCs w:val="19"/>
-              </w:rPr>
-              <w:t>independent I2C bus.</w:t>
+              <w:t>ST7789 240 × 320 with CST328 touch controller on an independent I2C bus.</w:t>
             </w:r>
           </w:p>
         </w:tc>
@@ -3093,15 +3067,7 @@
                 <w:sz w:val="19"/>
                 <w:szCs w:val="19"/>
               </w:rPr>
-              <w:t xml:space="preserve">Native HID keyboard or exclusive mass storage; exits automatically when the cable is </w:t>
-            </w:r>
-            <w:r>
-              <w:rPr>
-                <w:color w:val="222831"/>
-                <w:sz w:val="19"/>
-                <w:szCs w:val="19"/>
-              </w:rPr>
-              <w:t>disconnected.</w:t>
+              <w:t>Native HID keyboard or exclusive mass storage; exits automatically when the cable is disconnected.</w:t>
             </w:r>
           </w:p>
         </w:tc>
@@ -3423,15 +3389,7 @@
           <w:sz w:val="21"/>
           <w:szCs w:val="21"/>
         </w:rPr>
-        <w:t xml:space="preserve">Plaintext metadata was </w:t>
-      </w:r>
-      <w:r>
-        <w:rPr>
-          <w:color w:val="222831"/>
-          <w:sz w:val="21"/>
-          <w:szCs w:val="21"/>
-        </w:rPr>
-        <w:t>considered low risk because it cannot reconstruct credentials or let someone outside the device distinguish the real vault from the decoy.</w:t>
+        <w:t>Plaintext metadata was considered low risk because it cannot reconstruct credentials or let someone outside the device distinguish the real vault from the decoy.</w:t>
       </w:r>
     </w:p>
     <w:p>
@@ -3633,15 +3591,7 @@
                 <w:sz w:val="19"/>
                 <w:szCs w:val="19"/>
               </w:rPr>
-              <w:t xml:space="preserve">PKCS#7, with full </w:t>
-            </w:r>
-            <w:r>
-              <w:rPr>
-                <w:color w:val="222831"/>
-                <w:sz w:val="19"/>
-                <w:szCs w:val="19"/>
-              </w:rPr>
-              <w:t>padding-byte validation during decryption</w:t>
+              <w:t>PKCS#7, with full padding-byte validation during decryption</w:t>
             </w:r>
           </w:p>
         </w:tc>
@@ -3797,15 +3747,7 @@
                 <w:sz w:val="19"/>
                 <w:szCs w:val="19"/>
               </w:rPr>
-              <w:t xml:space="preserve">100,000, with an export password separate from the PIN. The importer rejects files declaring fewer </w:t>
-            </w:r>
-            <w:r>
-              <w:rPr>
-                <w:color w:val="222831"/>
-                <w:sz w:val="19"/>
-                <w:szCs w:val="19"/>
-              </w:rPr>
-              <w:t>iterations.</w:t>
+              <w:t>100,000, with an export password separate from the PIN. The importer rejects files declaring fewer iterations.</w:t>
             </w:r>
           </w:p>
         </w:tc>
@@ -3926,15 +3868,7 @@
           <w:sz w:val="21"/>
           <w:szCs w:val="21"/>
         </w:rPr>
-        <w:t xml:space="preserve">CBC was chosen instead of an authenticated mode such as GCM for </w:t>
-      </w:r>
-      <w:r>
-        <w:rPr>
-          <w:color w:val="222831"/>
-          <w:sz w:val="21"/>
-          <w:szCs w:val="21"/>
-        </w:rPr>
-        <w:t>implementation simplicity on the microcontroller. Authenticity is handled separately using a control-value scheme and, in exports, a fixed verification identifier encrypted as the first block. This is a recognized limitation (section 21).</w:t>
+        <w:t>CBC was chosen instead of an authenticated mode such as GCM for implementation simplicity on the microcontroller. Authenticity is handled separately using a control-value scheme and, in exports, a fixed verification identifier encrypted as the first block. This is a recognized limitation (section 21).</w:t>
       </w:r>
     </w:p>
     <w:p>
@@ -4115,15 +4049,7 @@
           <w:sz w:val="21"/>
           <w:szCs w:val="21"/>
         </w:rPr>
-        <w:t xml:space="preserve">Immediately before deep sleep, the </w:t>
-      </w:r>
-      <w:r>
-        <w:rPr>
-          <w:color w:val="222831"/>
-          <w:sz w:val="21"/>
-          <w:szCs w:val="21"/>
-        </w:rPr>
-        <w:t>display, touch controller, and SD card are explicitly powered off because they do not turn off automatically. This does not change key security, but significantly reduces sleep power consumption.</w:t>
+        <w:t>Immediately before deep sleep, the display, touch controller, and SD card are explicitly powered off because they do not turn off automatically. This does not change key security, but significantly reduces sleep power consumption.</w:t>
       </w:r>
     </w:p>
     <w:p>
@@ -4469,15 +4395,7 @@
           <w:sz w:val="21"/>
           <w:szCs w:val="21"/>
         </w:rPr>
-        <w:t xml:space="preserve">Designed for physical coercion. If someone forces the user to unlock the device, the decoy PIN opens a different, visually identical but empty vault, without the interface revealing that a real vault exists </w:t>
-      </w:r>
-      <w:r>
-        <w:rPr>
-          <w:color w:val="222831"/>
-          <w:sz w:val="21"/>
-          <w:szCs w:val="21"/>
-        </w:rPr>
-        <w:t>behind another PIN.</w:t>
+        <w:t>Designed for physical coercion. If someone forces the user to unlock the device, the decoy PIN opens a different, visually identical but empty vault, without the interface revealing that a real vault exists behind another PIN.</w:t>
       </w:r>
     </w:p>
     <w:p>
@@ -4490,15 +4408,7 @@
           <w:sz w:val="21"/>
           <w:szCs w:val="21"/>
         </w:rPr>
-        <w:t xml:space="preserve">The decoy PIN is derived and verified like the real PIN, using its own independent salt and constant-time comparison with the real path. In decoy mode, save, edit, and delete operations report success to the interface but write </w:t>
-      </w:r>
-      <w:r>
-        <w:rPr>
-          <w:color w:val="222831"/>
-          <w:sz w:val="21"/>
-          <w:szCs w:val="21"/>
-        </w:rPr>
-        <w:t>nothing to persistent storage. The decoy vault always looks functional and never accumulates real data.</w:t>
+        <w:t>The decoy PIN is derived and verified like the real PIN, using its own independent salt and constant-time comparison with the real path. In decoy mode, save, edit, and delete operations report success to the interface but write nothing to persistent storage. The decoy vault always looks functional and never accumulates real data.</w:t>
       </w:r>
     </w:p>
     <w:p>
@@ -4909,15 +4819,7 @@
           <w:sz w:val="21"/>
           <w:szCs w:val="21"/>
         </w:rPr>
-        <w:t xml:space="preserve">There is no automatic rollback if firmware is defective. If a signed image fails, recovery requires manually reflashing an earlier version </w:t>
-      </w:r>
-      <w:r>
-        <w:rPr>
-          <w:color w:val="222831"/>
-          <w:sz w:val="21"/>
-          <w:szCs w:val="21"/>
-        </w:rPr>
-        <w:t>using the same signed process.</w:t>
+        <w:t>There is no automatic rollback if firmware is defective. If a signed image fails, recovery requires manually reflashing an earlier version using the same signed process.</w:t>
       </w:r>
     </w:p>
     <w:p>
@@ -5132,15 +5034,7 @@
                 <w:sz w:val="19"/>
                 <w:szCs w:val="19"/>
               </w:rPr>
-              <w:t xml:space="preserve">The derived key exists in RAM only during an unlocked session. A live RAM-reading attack could expose it, but this is a </w:t>
-            </w:r>
-            <w:r>
-              <w:rPr>
-                <w:color w:val="222831"/>
-                <w:sz w:val="19"/>
-                <w:szCs w:val="19"/>
-              </w:rPr>
-              <w:t>lab-level vector outside the everyday threat model.</w:t>
+              <w:t>The derived key exists in RAM only during an unlocked session. A live RAM-reading attack could expose it, but this is a lab-level vector outside the everyday threat model.</w:t>
             </w:r>
           </w:p>
         </w:tc>
@@ -5244,15 +5138,7 @@
                 <w:sz w:val="19"/>
                 <w:szCs w:val="19"/>
               </w:rPr>
-              <w:t xml:space="preserve">No specific protection </w:t>
-            </w:r>
-            <w:r>
-              <w:rPr>
-                <w:color w:val="222831"/>
-                <w:sz w:val="19"/>
-                <w:szCs w:val="19"/>
-              </w:rPr>
-              <w:t>against laboratory chip desoldering and analysis. This is outside the current mitigations, as is common for devices in this class.</w:t>
+              <w:t>No specific protection against laboratory chip desoldering and analysis. This is outside the current mitigations, as is common for devices in this class.</w:t>
             </w:r>
           </w:p>
         </w:tc>
@@ -5437,15 +5323,7 @@
           <w:iCs/>
           <w:color w:val="3A4250"/>
         </w:rPr>
-        <w:t xml:space="preserve">Code changes from earlier versions: the firmware </w:t>
-      </w:r>
-      <w:r>
-        <w:rPr>
-          <w:i/>
-          <w:iCs/>
-          <w:color w:val="3A4250"/>
-        </w:rPr>
-        <w:t>requires an authenticated link for BLE typing, validates USB blocks, and persists attempt counters. This description is not a security audit.</w:t>
+        <w:t>Code changes from earlier versions: the firmware requires an authenticated link for BLE typing, validates USB blocks, and persists attempt counters. This description is not a security audit.</w:t>
       </w:r>
     </w:p>
     <w:p>
@@ -5752,10 +5630,7 @@
         </w:numPr>
       </w:pPr>
       <w:r>
-        <w:t xml:space="preserve">microSD. In firmware 1.0.1, the card mounts in the background after </w:t>
-      </w:r>
-      <w:r>
-        <w:t>the access screen appears. Files in /import are preserved during startup.</w:t>
+        <w:t>microSD. In firmware 1.0.1, the card mounts in the background after the access screen appears. Files in /import are preserved during startup.</w:t>
       </w:r>
     </w:p>
     <w:p>
@@ -5792,7 +5667,7 @@
     </w:p>
     <w:p>
       <w:r>
-        <w:t>Firmware 1.0.1 fixes pass regression tests in a desktop test environment. They have not been validated on the author’s device.</w:t>
+        <w:t>Firmware 1.0.1 fixes pass regression tests in a desktop test environment.</w:t>
       </w:r>
     </w:p>
     <w:p>
@@ -5825,15 +5700,7 @@
           <w:sz w:val="21"/>
           <w:szCs w:val="21"/>
         </w:rPr>
-        <w:t xml:space="preserve">This section exists </w:t>
-      </w:r>
-      <w:r>
-        <w:rPr>
-          <w:color w:val="222831"/>
-          <w:sz w:val="21"/>
-          <w:szCs w:val="21"/>
-        </w:rPr>
-        <w:t>because a security system that does not acknowledge its own limits creates more distrust than one that states them clearly.</w:t>
+        <w:t>This section exists because a security system that does not acknowledge its own limits creates more distrust than one that states them clearly.</w:t>
       </w:r>
     </w:p>
     <w:p>
@@ -5977,7 +5844,6 @@
           <w:sz w:val="21"/>
           <w:szCs w:val="21"/>
         </w:rPr>
-        <w:lastRenderedPageBreak/>
         <w:t>Snatch Lock is implemented in software by periodically reading the sensor, not by a dedicated hardware engine.</w:t>
       </w:r>
     </w:p>
@@ -5996,6 +5862,7 @@
           <w:sz w:val="21"/>
           <w:szCs w:val="21"/>
         </w:rPr>
+        <w:lastRenderedPageBreak/>
         <w:t>A forward jump in RTC time may trigger Lost Mode earlier. The system favors failure toward erasure (data loss rather than exposure).</w:t>
       </w:r>
     </w:p>
@@ -6126,10 +5993,7 @@
         </w:numPr>
       </w:pPr>
       <w:r>
-        <w:t xml:space="preserve">Boot compatibility correction: a conflict was found between the partition-table address required by a bootloader with Secure Boot V2 enabled and </w:t>
-      </w:r>
-      <w:r>
-        <w:t>the fixed address used by precompiled Arduino IDE libraries. The bootloader was adjusted to fit within the original 32 KB limit, avoiding a change to the partition-table location.</w:t>
+        <w:t>Boot compatibility correction: a conflict was found between the partition-table address required by a bootloader with Secure Boot V2 enabled and the fixed address used by precompiled Arduino IDE libraries. The bootloader was adjusted to fit within the original 32 KB limit, avoiding a change to the partition-table location.</w:t>
       </w:r>
     </w:p>
     <w:p>
@@ -6347,7 +6211,6 @@
           <w:sz w:val="24"/>
           <w:szCs w:val="24"/>
         </w:rPr>
-        <w:lastRenderedPageBreak/>
         <w:t>Cryptography and storage</w:t>
       </w:r>
     </w:p>
@@ -6384,6 +6247,7 @@
           <w:sz w:val="21"/>
           <w:szCs w:val="21"/>
         </w:rPr>
+        <w:lastRenderedPageBreak/>
         <w:t>Cleanup of decoy-vault remnants during factory reset.</w:t>
       </w:r>
     </w:p>
@@ -6522,15 +6386,7 @@
           <w:sz w:val="21"/>
           <w:szCs w:val="21"/>
         </w:rPr>
-        <w:t xml:space="preserve">Validate block ranges; </w:t>
-      </w:r>
-      <w:r>
-        <w:rPr>
-          <w:color w:val="222831"/>
-          <w:sz w:val="21"/>
-          <w:szCs w:val="21"/>
-        </w:rPr>
-        <w:t>reject malformed transfers; optional read-only mode.</w:t>
+        <w:t>Validate block ranges; reject malformed transfers; optional read-only mode.</w:t>
       </w:r>
     </w:p>
     <w:p>
@@ -6737,7 +6593,6 @@
           <w:sz w:val="30"/>
           <w:szCs w:val="30"/>
         </w:rPr>
-        <w:lastRenderedPageBreak/>
         <w:t>26. Glossary</w:t>
       </w:r>
       <w:bookmarkEnd w:id="27"/>
@@ -6869,15 +6724,7 @@
                 <w:sz w:val="19"/>
                 <w:szCs w:val="19"/>
               </w:rPr>
-              <w:t xml:space="preserve">Unique random value combined with the PIN before deriving a key so that two vaults with the </w:t>
-            </w:r>
-            <w:r>
-              <w:rPr>
-                <w:color w:val="222831"/>
-                <w:sz w:val="19"/>
-                <w:szCs w:val="19"/>
-              </w:rPr>
-              <w:t>same PIN do not produce the same key.</w:t>
+              <w:t>Unique random value combined with the PIN before deriving a key so that two vaults with the same PIN do not produce the same key.</w:t>
             </w:r>
           </w:p>
         </w:tc>
@@ -6904,6 +6751,7 @@
                 <w:sz w:val="19"/>
                 <w:szCs w:val="19"/>
               </w:rPr>
+              <w:lastRenderedPageBreak/>
               <w:t>IV</w:t>
             </w:r>
           </w:p>
@@ -6981,15 +6829,7 @@
                 <w:sz w:val="19"/>
                 <w:szCs w:val="19"/>
               </w:rPr>
-              <w:t xml:space="preserve">Password-based key-derivation function that </w:t>
-            </w:r>
-            <w:r>
-              <w:rPr>
-                <w:color w:val="222831"/>
-                <w:sz w:val="19"/>
-                <w:szCs w:val="19"/>
-              </w:rPr>
-              <w:t>applies many hash iterations to deliberately increase the cost of each PIN-guessing attempt.</w:t>
+              <w:t>Password-based key-derivation function that applies many hash iterations to deliberately increase the cost of each PIN-guessing attempt.</w:t>
             </w:r>
           </w:p>
         </w:tc>
@@ -7093,15 +6933,7 @@
                 <w:sz w:val="19"/>
                 <w:szCs w:val="19"/>
               </w:rPr>
-              <w:t xml:space="preserve">Padding scheme that fills the final block; full validation during decryption </w:t>
-            </w:r>
-            <w:r>
-              <w:rPr>
-                <w:color w:val="222831"/>
-                <w:sz w:val="19"/>
-                <w:szCs w:val="19"/>
-              </w:rPr>
-              <w:t>detects corrupted or manipulated data.</w:t>
+              <w:t>Padding scheme that fills the final block; full validation during decryption detects corrupted or manipulated data.</w:t>
             </w:r>
           </w:p>
         </w:tc>
@@ -7465,15 +7297,7 @@
                 <w:sz w:val="19"/>
                 <w:szCs w:val="19"/>
               </w:rPr>
-              <w:t xml:space="preserve">ESP32-S3 mechanism that </w:t>
-            </w:r>
-            <w:r>
-              <w:rPr>
-                <w:color w:val="222831"/>
-                <w:sz w:val="19"/>
-                <w:szCs w:val="19"/>
-              </w:rPr>
-              <w:t>verifies the bootloader and application digital signatures at each boot, rejecting unsigned images or images signed with a different key.</w:t>
+              <w:t>ESP32-S3 mechanism that verifies the bootloader and application digital signatures at each boot, rejecting unsigned images or images signed with a different key.</w:t>
             </w:r>
           </w:p>
         </w:tc>
@@ -7525,15 +7349,7 @@
                 <w:sz w:val="19"/>
                 <w:szCs w:val="19"/>
               </w:rPr>
-              <w:t xml:space="preserve">Hardware encryption of the entire Flash contents using a key generated internally by the chip and </w:t>
-            </w:r>
-            <w:r>
-              <w:rPr>
-                <w:color w:val="222831"/>
-                <w:sz w:val="19"/>
-                <w:szCs w:val="19"/>
-              </w:rPr>
-              <w:t>never exposed to software.</w:t>
+              <w:t>Hardware encryption of the entire Flash contents using a key generated internally by the chip and never exposed to software.</w:t>
             </w:r>
           </w:p>
         </w:tc>
@@ -7689,7 +7505,48 @@
         <w:sz w:val="16"/>
         <w:szCs w:val="16"/>
       </w:rPr>
-      <w:t>Page 1</w:t>
+      <w:t xml:space="preserve">Page </w:t>
+    </w:r>
+    <w:r>
+      <w:rPr>
+        <w:color w:val="5B6270"/>
+        <w:sz w:val="16"/>
+        <w:szCs w:val="16"/>
+      </w:rPr>
+      <w:fldChar w:fldCharType="begin"/>
+    </w:r>
+    <w:r>
+      <w:rPr>
+        <w:color w:val="5B6270"/>
+        <w:sz w:val="16"/>
+        <w:szCs w:val="16"/>
+      </w:rPr>
+      <w:instrText>PAGE</w:instrText>
+    </w:r>
+    <w:r>
+      <w:rPr>
+        <w:color w:val="5B6270"/>
+        <w:sz w:val="16"/>
+        <w:szCs w:val="16"/>
+      </w:rPr>
+      <w:fldChar w:fldCharType="separate"/>
+    </w:r>
+    <w:r>
+      <w:rPr>
+        <w:noProof/>
+        <w:color w:val="5B6270"/>
+        <w:sz w:val="16"/>
+        <w:szCs w:val="16"/>
+      </w:rPr>
+      <w:t>1</w:t>
+    </w:r>
+    <w:r>
+      <w:rPr>
+        <w:color w:val="5B6270"/>
+        <w:sz w:val="16"/>
+        <w:szCs w:val="16"/>
+      </w:rPr>
+      <w:fldChar w:fldCharType="end"/>
     </w:r>
   </w:p>
 </w:ftr>
@@ -7697,7 +7554,60 @@
 
 <file path=word/footer2.xml><?xml version="1.0" encoding="utf-8"?>
 <w:ftr xmlns:wpc="http://schemas.microsoft.com/office/word/2010/wordprocessingCanvas" xmlns:cx="http://schemas.microsoft.com/office/drawing/2014/chartex" xmlns:cx1="http://schemas.microsoft.com/office/drawing/2015/9/8/chartex" xmlns:cx2="http://schemas.microsoft.com/office/drawing/2015/10/21/chartex" xmlns:cx3="http://schemas.microsoft.com/office/drawing/2016/5/9/chartex" xmlns:cx4="http://schemas.microsoft.com/office/drawing/2016/5/10/chartex" xmlns:cx5="http://schemas.microsoft.com/office/drawing/2016/5/11/chartex" xmlns:cx6="http://schemas.microsoft.com/office/drawing/2016/5/12/chartex" xmlns:cx7="http://schemas.microsoft.com/office/drawing/2016/5/13/chartex" xmlns:cx8="http://schemas.microsoft.com/office/drawing/2016/5/14/chartex" xmlns:mc="http://schemas.openxmlformats.org/markup-compatibility/2006" xmlns:aink="http://schemas.microsoft.com/office/drawing/2016/ink" xmlns:am3d="http://schemas.microsoft.com/office/drawing/2017/model3d" xmlns:o="urn:schemas-microsoft-com:office:office" xmlns:oel="http://schemas.microsoft.com/office/2019/extlst" xmlns:r="http://schemas.openxmlformats.org/officeDocument/2006/relationships" xmlns:m="http://schemas.openxmlformats.org/officeDocument/2006/math" xmlns:v="urn:schemas-microsoft-com:vml" xmlns:wp14="http://schemas.microsoft.com/office/word/2010/wordprocessingDrawing" xmlns:wp="http://schemas.openxmlformats.org/drawingml/2006/wordprocessingDrawing" xmlns:w10="urn:schemas-microsoft-com:office:word" xmlns:w="http://schemas.openxmlformats.org/wordprocessingml/2006/main" xmlns:w14="http://schemas.microsoft.com/office/word/2010/wordml" xmlns:w15="http://schemas.microsoft.com/office/word/2012/wordml" xmlns:w16cex="http://schemas.microsoft.com/office/word/2018/wordml/cex" xmlns:w16cid="http://schemas.microsoft.com/office/word/2016/wordml/cid" xmlns:w16="http://schemas.microsoft.com/office/word/2018/wordml" xmlns:w16sdtdh="http://schemas.microsoft.com/office/word/2020/wordml/sdtdatahash" xmlns:w16se="http://schemas.microsoft.com/office/word/2015/wordml/symex" xmlns:wpg="http://schemas.microsoft.com/office/word/2010/wordprocessingGroup" xmlns:wpi="http://schemas.microsoft.com/office/word/2010/wordprocessingInk" xmlns:wne="http://schemas.microsoft.com/office/word/2006/wordml" xmlns:wps="http://schemas.microsoft.com/office/word/2010/wordprocessingShape" mc:Ignorable="w14 w15 w16se w16cid w16 w16cex w16sdtdh wp14">
-  <w:p/>
+  <w:p>
+    <w:pPr>
+      <w:jc w:val="center"/>
+    </w:pPr>
+    <w:r>
+      <w:rPr>
+        <w:color w:val="5B6270"/>
+        <w:sz w:val="16"/>
+        <w:szCs w:val="16"/>
+      </w:rPr>
+      <w:t xml:space="preserve">Page </w:t>
+    </w:r>
+    <w:r>
+      <w:rPr>
+        <w:color w:val="5B6270"/>
+        <w:sz w:val="16"/>
+        <w:szCs w:val="16"/>
+      </w:rPr>
+      <w:fldChar w:fldCharType="begin"/>
+    </w:r>
+    <w:r>
+      <w:rPr>
+        <w:color w:val="5B6270"/>
+        <w:sz w:val="16"/>
+        <w:szCs w:val="16"/>
+      </w:rPr>
+      <w:instrText>PAGE</w:instrText>
+    </w:r>
+    <w:r>
+      <w:rPr>
+        <w:color w:val="5B6270"/>
+        <w:sz w:val="16"/>
+        <w:szCs w:val="16"/>
+      </w:rPr>
+      <w:fldChar w:fldCharType="separate"/>
+    </w:r>
+    <w:r>
+      <w:rPr>
+        <w:noProof/>
+        <w:color w:val="5B6270"/>
+        <w:sz w:val="16"/>
+        <w:szCs w:val="16"/>
+      </w:rPr>
+      <w:t>1</w:t>
+    </w:r>
+    <w:r>
+      <w:rPr>
+        <w:color w:val="5B6270"/>
+        <w:sz w:val="16"/>
+        <w:szCs w:val="16"/>
+      </w:rPr>
+      <w:fldChar w:fldCharType="end"/>
+    </w:r>
+  </w:p>
 </w:ftr>
 </file>
 
@@ -7735,15 +7645,7 @@
         <w:sz w:val="16"/>
         <w:szCs w:val="16"/>
       </w:rPr>
-      <w:t xml:space="preserve">Huskey Pocket — </w:t>
-    </w:r>
-    <w:r>
-      <w:rPr>
-        <w:color w:val="5B6270"/>
-        <w:sz w:val="16"/>
-        <w:szCs w:val="16"/>
-      </w:rPr>
-      <w:t>Security Whitepaper (Rev. 4)</w:t>
+      <w:t>Huskey Pocket — Security Whitepaper (Rev. 4)</w:t>
     </w:r>
   </w:p>
 </w:hdr>
